--- a/Azure Basic Labs/Lab - 7.docx
+++ b/Azure Basic Labs/Lab - 7.docx
@@ -3,7 +3,245 @@
 <w:document xmlns:wpc="http://schemas.microsoft.com/office/word/2010/wordprocessingCanvas" xmlns:cx="http://schemas.microsoft.com/office/drawing/2014/chartex" xmlns:cx1="http://schemas.microsoft.com/office/drawing/2015/9/8/chartex" xmlns:cx2="http://schemas.microsoft.com/office/drawing/2015/10/21/chartex" xmlns:cx3="http://schemas.microsoft.com/office/drawing/2016/5/9/chartex" xmlns:cx4="http://schemas.microsoft.com/office/drawing/2016/5/10/chartex" xmlns:cx5="http://schemas.microsoft.com/office/drawing/2016/5/11/chartex" xmlns:cx6="http://schemas.microsoft.com/office/drawing/2016/5/12/chartex" xmlns:cx7="http://schemas.microsoft.com/office/drawing/2016/5/13/chartex" xmlns:cx8="http://schemas.microsoft.com/office/drawing/2016/5/14/chartex" xmlns:mc="http://schemas.openxmlformats.org/markup-compatibility/2006" xmlns:aink="http://schemas.microsoft.com/office/drawing/2016/ink" xmlns:am3d="http://schemas.microsoft.com/office/drawing/2017/model3d" xmlns:o="urn:schemas-microsoft-com:office:office" xmlns:oel="http://schemas.microsoft.com/office/2019/extlst" xmlns:r="http://schemas.openxmlformats.org/officeDocument/2006/relationships" xmlns:m="http://schemas.openxmlformats.org/officeDocument/2006/math" xmlns:v="urn:schemas-microsoft-com:vml" xmlns:wp14="http://schemas.microsoft.com/office/word/2010/wordprocessingDrawing" xmlns:wp="http://schemas.openxmlformats.org/drawingml/2006/wordprocessingDrawing" xmlns:w10="urn:schemas-microsoft-com:office:word" xmlns:w="http://schemas.openxmlformats.org/wordprocessingml/2006/main" xmlns:w14="http://schemas.microsoft.com/office/word/2010/wordml" xmlns:w15="http://schemas.microsoft.com/office/word/2012/wordml" xmlns:w16cex="http://schemas.microsoft.com/office/word/2018/wordml/cex" xmlns:w16cid="http://schemas.microsoft.com/office/word/2016/wordml/cid" xmlns:w16="http://schemas.microsoft.com/office/word/2018/wordml" xmlns:w16du="http://schemas.microsoft.com/office/word/2023/wordml/word16du" xmlns:w16sdtdh="http://schemas.microsoft.com/office/word/2020/wordml/sdtdatahash" xmlns:w16sdtfl="http://schemas.microsoft.com/office/word/2024/wordml/sdtformatlock" xmlns:w16se="http://schemas.microsoft.com/office/word/2015/wordml/symex" xmlns:wpg="http://schemas.microsoft.com/office/word/2010/wordprocessingGroup" xmlns:wpi="http://schemas.microsoft.com/office/word/2010/wordprocessingInk" xmlns:wne="http://schemas.microsoft.com/office/word/2006/wordml" xmlns:wps="http://schemas.microsoft.com/office/word/2010/wordprocessingShape" mc:Ignorable="w14 w15 w16se w16cid w16 w16cex w16sdtdh w16sdtfl w16du wp14">
   <w:body>
     <w:p>
-      <w:r>
+      <w:pPr>
+        <w:rPr>
+          <w:rFonts w:ascii="Arial" w:eastAsia="Times New Roman" w:hAnsi="Arial" w:cs="Arial"/>
+          <w:iCs/>
+          <w14:ligatures w14:val="none"/>
+        </w:rPr>
+      </w:pPr>
+    </w:p>
+    <w:p>
+      <w:pPr>
+        <w:spacing w:line="259" w:lineRule="auto"/>
+        <w:jc w:val="both"/>
+        <w:rPr>
+          <w:rFonts w:ascii="Arial" w:eastAsia="Times New Roman" w:hAnsi="Arial" w:cs="Arial"/>
+          <w:kern w:val="0"/>
+          <w:sz w:val="72"/>
+          <w:szCs w:val="22"/>
+          <w14:ligatures w14:val="none"/>
+        </w:rPr>
+      </w:pPr>
+    </w:p>
+    <w:p>
+      <w:pPr>
+        <w:spacing w:line="259" w:lineRule="auto"/>
+        <w:jc w:val="both"/>
+        <w:rPr>
+          <w:rFonts w:ascii="Arial" w:eastAsia="Times New Roman" w:hAnsi="Arial" w:cs="Arial"/>
+          <w:kern w:val="0"/>
+          <w:sz w:val="72"/>
+          <w:szCs w:val="22"/>
+          <w14:ligatures w14:val="none"/>
+        </w:rPr>
+      </w:pPr>
+    </w:p>
+    <w:p>
+      <w:pPr>
+        <w:spacing w:line="259" w:lineRule="auto"/>
+        <w:jc w:val="both"/>
+        <w:rPr>
+          <w:rFonts w:ascii="Arial" w:eastAsia="Times New Roman" w:hAnsi="Arial" w:cs="Arial"/>
+          <w:kern w:val="0"/>
+          <w:sz w:val="72"/>
+          <w:szCs w:val="22"/>
+          <w14:ligatures w14:val="none"/>
+        </w:rPr>
+      </w:pPr>
+    </w:p>
+    <w:p>
+      <w:pPr>
+        <w:spacing w:line="259" w:lineRule="auto"/>
+        <w:jc w:val="both"/>
+        <w:rPr>
+          <w:rFonts w:ascii="Arial" w:eastAsia="Times New Roman" w:hAnsi="Arial" w:cs="Arial"/>
+          <w:kern w:val="0"/>
+          <w:sz w:val="72"/>
+          <w:szCs w:val="22"/>
+          <w14:ligatures w14:val="none"/>
+        </w:rPr>
+      </w:pPr>
+    </w:p>
+    <w:p>
+      <w:pPr>
+        <w:pBdr>
+          <w:top w:val="single" w:sz="4" w:space="10" w:color="5B9BD5"/>
+          <w:bottom w:val="single" w:sz="4" w:space="10" w:color="5B9BD5"/>
+        </w:pBdr>
+        <w:spacing w:before="360" w:after="360" w:line="259" w:lineRule="auto"/>
+        <w:ind w:left="864" w:right="864"/>
+        <w:jc w:val="both"/>
+        <w:rPr>
+          <w:rFonts w:ascii="Arial" w:eastAsia="Times New Roman" w:hAnsi="Arial" w:cs="Arial"/>
+          <w:iCs/>
+          <w:color w:val="000000"/>
+          <w:kern w:val="0"/>
+          <w:sz w:val="40"/>
+          <w:szCs w:val="8"/>
+          <w14:ligatures w14:val="none"/>
+        </w:rPr>
+      </w:pPr>
+      <w:r>
+        <w:rPr>
+          <w:rFonts w:ascii="Arial" w:eastAsia="Times New Roman" w:hAnsi="Arial" w:cs="Arial"/>
+          <w:iCs/>
+          <w:color w:val="000000"/>
+          <w:kern w:val="0"/>
+          <w:sz w:val="40"/>
+          <w:szCs w:val="8"/>
+          <w14:ligatures w14:val="none"/>
+        </w:rPr>
+        <w:t>Introduction to DevOps – Azure lab 0</w:t>
+      </w:r>
+      <w:r>
+        <w:rPr>
+          <w:rFonts w:ascii="Arial" w:eastAsia="Times New Roman" w:hAnsi="Arial" w:cs="Arial"/>
+          <w:iCs/>
+          <w:color w:val="000000"/>
+          <w:kern w:val="0"/>
+          <w:sz w:val="40"/>
+          <w:szCs w:val="8"/>
+          <w14:ligatures w14:val="none"/>
+        </w:rPr>
+        <w:t>7</w:t>
+      </w:r>
+    </w:p>
+    <w:p>
+      <w:pPr>
+        <w:spacing w:line="259" w:lineRule="auto"/>
+        <w:jc w:val="both"/>
+        <w:rPr>
+          <w:rFonts w:ascii="Arial" w:eastAsia="Times New Roman" w:hAnsi="Arial" w:cs="Arial"/>
+          <w:kern w:val="0"/>
+          <w:sz w:val="106"/>
+          <w:szCs w:val="22"/>
+          <w14:ligatures w14:val="none"/>
+        </w:rPr>
+      </w:pPr>
+    </w:p>
+    <w:p>
+      <w:pPr>
+        <w:tabs>
+          <w:tab w:val="left" w:pos="6885"/>
+        </w:tabs>
+        <w:spacing w:line="259" w:lineRule="auto"/>
+        <w:jc w:val="both"/>
+        <w:rPr>
+          <w:rFonts w:ascii="Arial" w:eastAsia="Times New Roman" w:hAnsi="Arial" w:cs="Arial"/>
+          <w:kern w:val="0"/>
+          <w:sz w:val="106"/>
+          <w:szCs w:val="22"/>
+          <w14:ligatures w14:val="none"/>
+        </w:rPr>
+      </w:pPr>
+    </w:p>
+    <w:p>
+      <w:pPr>
+        <w:tabs>
+          <w:tab w:val="left" w:pos="6885"/>
+        </w:tabs>
+        <w:spacing w:line="259" w:lineRule="auto"/>
+        <w:jc w:val="both"/>
+        <w:rPr>
+          <w:rFonts w:ascii="Arial" w:eastAsia="Times New Roman" w:hAnsi="Arial" w:cs="Arial"/>
+          <w:kern w:val="0"/>
+          <w:sz w:val="48"/>
+          <w:szCs w:val="48"/>
+          <w14:ligatures w14:val="none"/>
+        </w:rPr>
+      </w:pPr>
+    </w:p>
+    <w:p>
+      <w:pPr>
+        <w:tabs>
+          <w:tab w:val="left" w:pos="6885"/>
+        </w:tabs>
+        <w:spacing w:line="259" w:lineRule="auto"/>
+        <w:jc w:val="both"/>
+        <w:rPr>
+          <w:rFonts w:ascii="Arial" w:eastAsia="Times New Roman" w:hAnsi="Arial" w:cs="Arial"/>
+          <w:kern w:val="0"/>
+          <w:sz w:val="48"/>
+          <w:szCs w:val="48"/>
+          <w14:ligatures w14:val="none"/>
+        </w:rPr>
+      </w:pPr>
+    </w:p>
+    <w:p>
+      <w:pPr>
+        <w:tabs>
+          <w:tab w:val="left" w:pos="6885"/>
+        </w:tabs>
+        <w:spacing w:line="259" w:lineRule="auto"/>
+        <w:jc w:val="both"/>
+        <w:rPr>
+          <w:rFonts w:ascii="Arial" w:eastAsia="Times New Roman" w:hAnsi="Arial" w:cs="Arial"/>
+          <w:kern w:val="0"/>
+          <w14:ligatures w14:val="none"/>
+        </w:rPr>
+      </w:pPr>
+      <w:r>
+        <w:rPr>
+          <w:rFonts w:ascii="Arial" w:eastAsia="Times New Roman" w:hAnsi="Arial" w:cs="Arial"/>
+          <w:kern w:val="0"/>
+          <w14:ligatures w14:val="none"/>
+        </w:rPr>
+        <w:t>By</w:t>
+      </w:r>
+    </w:p>
+    <w:p>
+      <w:pPr>
+        <w:tabs>
+          <w:tab w:val="left" w:pos="6885"/>
+        </w:tabs>
+        <w:spacing w:line="259" w:lineRule="auto"/>
+        <w:jc w:val="both"/>
+        <w:rPr>
+          <w:rFonts w:ascii="Arial" w:eastAsia="Times New Roman" w:hAnsi="Arial" w:cs="Arial"/>
+          <w:kern w:val="0"/>
+          <w14:ligatures w14:val="none"/>
+        </w:rPr>
+      </w:pPr>
+      <w:r>
+        <w:rPr>
+          <w:rFonts w:ascii="Arial" w:eastAsia="Times New Roman" w:hAnsi="Arial" w:cs="Arial"/>
+          <w:kern w:val="0"/>
+          <w14:ligatures w14:val="none"/>
+        </w:rPr>
+        <w:t>Muhammad Mujeeb Ur Rehman 2112345 – Sec A</w:t>
+      </w:r>
+    </w:p>
+    <w:p>
+      <w:pPr>
+        <w:tabs>
+          <w:tab w:val="left" w:pos="6885"/>
+        </w:tabs>
+        <w:spacing w:line="259" w:lineRule="auto"/>
+        <w:jc w:val="both"/>
+        <w:rPr>
+          <w:rFonts w:ascii="Arial" w:eastAsia="Times New Roman" w:hAnsi="Arial" w:cs="Arial"/>
+          <w:kern w:val="0"/>
+          <w14:ligatures w14:val="none"/>
+        </w:rPr>
+      </w:pPr>
+      <w:r>
+        <w:rPr>
+          <w:rFonts w:ascii="Arial" w:eastAsia="Times New Roman" w:hAnsi="Arial" w:cs="Arial"/>
+          <w:kern w:val="0"/>
+          <w14:ligatures w14:val="none"/>
+        </w:rPr>
+        <w:t>Syed Hassan Rizwan 2112238 – Sec A</w:t>
+      </w:r>
+    </w:p>
+    <w:p>
+      <w:r>
+        <w:br w:type="page"/>
+      </w:r>
+    </w:p>
+    <w:p>
+      <w:r>
+        <w:lastRenderedPageBreak/>
         <w:t xml:space="preserve">Task </w:t>
       </w:r>
       <w:r>
@@ -154,7 +392,6 @@
           <w:sz w:val="22"/>
           <w:szCs w:val="22"/>
         </w:rPr>
-        <w:lastRenderedPageBreak/>
         <w:t>Step 3: Adding a new role assignment where the role is Virtual Machine Contributor.</w:t>
       </w:r>
     </w:p>
